--- a/תרגיל בית 1 חורף תשפו WEB (2).docx
+++ b/תרגיל בית 1 חורף תשפו WEB (2).docx
@@ -596,7 +596,6 @@
         <w:spacing w:line="480" w:lineRule="auto"/>
         <w:ind w:right="357"/>
         <w:rPr>
-          <w:rFonts w:hint="cs"/>
           <w:sz w:val="24"/>
           <w:szCs w:val="24"/>
           <w:rtl/>
@@ -676,7 +675,6 @@
         <w:bidi/>
         <w:spacing w:after="240" w:line="480" w:lineRule="auto"/>
         <w:rPr>
-          <w:rFonts w:hint="cs"/>
           <w:sz w:val="24"/>
           <w:szCs w:val="24"/>
           <w:rtl/>
@@ -843,7 +841,6 @@
         <w:bidi/>
         <w:spacing w:after="240" w:line="480" w:lineRule="auto"/>
         <w:rPr>
-          <w:rFonts w:hint="cs"/>
           <w:sz w:val="24"/>
           <w:szCs w:val="24"/>
           <w:rtl/>
@@ -1095,7 +1092,6 @@
         <w:spacing w:line="480" w:lineRule="auto"/>
         <w:ind w:right="357"/>
         <w:rPr>
-          <w:rFonts w:hint="cs"/>
           <w:b/>
           <w:bCs/>
           <w:sz w:val="28"/>
@@ -1693,7 +1689,6 @@
         <w:spacing w:line="480" w:lineRule="auto"/>
         <w:ind w:right="357"/>
         <w:rPr>
-          <w:rFonts w:hint="cs"/>
           <w:sz w:val="24"/>
           <w:szCs w:val="24"/>
           <w:rtl/>
@@ -1736,235 +1731,6 @@
           <w:rtl/>
         </w:rPr>
       </w:pPr>
-    </w:p>
-    <w:p>
-      <w:pPr>
-        <w:bidi/>
-        <w:spacing w:after="160" w:line="360" w:lineRule="auto"/>
-        <w:ind w:right="357"/>
-        <w:jc w:val="both"/>
-        <w:rPr>
-          <w:b/>
-          <w:sz w:val="24"/>
-          <w:szCs w:val="24"/>
-        </w:rPr>
-      </w:pPr>
-      <w:r>
-        <w:rPr>
-          <w:b/>
-          <w:sz w:val="24"/>
-          <w:szCs w:val="24"/>
-          <w:rtl/>
-        </w:rPr>
-        <w:t>הנחיות הגשה:</w:t>
-      </w:r>
-    </w:p>
-    <w:p>
-      <w:pPr>
-        <w:bidi/>
-        <w:spacing w:after="160" w:line="360" w:lineRule="auto"/>
-        <w:ind w:left="-58" w:right="357"/>
-        <w:jc w:val="both"/>
-        <w:rPr>
-          <w:sz w:val="24"/>
-          <w:szCs w:val="24"/>
-        </w:rPr>
-      </w:pPr>
-      <w:r>
-        <w:rPr>
-          <w:sz w:val="24"/>
-          <w:szCs w:val="24"/>
-          <w:rtl/>
-        </w:rPr>
-        <w:t>1.באחריותכם לוודא שהגשתם את כל התוצרים כנדרש ושהם הגיעו ליעדם.</w:t>
-      </w:r>
-    </w:p>
-    <w:p>
-      <w:pPr>
-        <w:bidi/>
-        <w:spacing w:after="160" w:line="360" w:lineRule="auto"/>
-        <w:ind w:left="-58" w:right="357"/>
-        <w:jc w:val="both"/>
-        <w:rPr>
-          <w:sz w:val="24"/>
-          <w:szCs w:val="24"/>
-        </w:rPr>
-      </w:pPr>
-      <w:r>
-        <w:rPr>
-          <w:sz w:val="24"/>
-          <w:szCs w:val="24"/>
-          <w:rtl/>
-        </w:rPr>
-        <w:t xml:space="preserve"> לא תתאפשר בדיקה מחודשת של העבודה עקב טעויות בעת ההגשה!</w:t>
-      </w:r>
-    </w:p>
-    <w:p>
-      <w:pPr>
-        <w:bidi/>
-        <w:spacing w:after="160" w:line="360" w:lineRule="auto"/>
-        <w:ind w:left="-58" w:right="357"/>
-        <w:jc w:val="both"/>
-        <w:rPr>
-          <w:sz w:val="24"/>
-          <w:szCs w:val="24"/>
-        </w:rPr>
-      </w:pPr>
-      <w:r>
-        <w:rPr>
-          <w:sz w:val="24"/>
-          <w:szCs w:val="24"/>
-          <w:rtl/>
-        </w:rPr>
-        <w:t>2 .יש להגיש את התרגיל בצוותים שהוגדרו בקורס.</w:t>
-      </w:r>
-    </w:p>
-    <w:p>
-      <w:pPr>
-        <w:bidi/>
-        <w:spacing w:after="160" w:line="360" w:lineRule="auto"/>
-        <w:ind w:left="-58" w:right="357"/>
-        <w:jc w:val="both"/>
-        <w:rPr>
-          <w:sz w:val="24"/>
-          <w:szCs w:val="24"/>
-        </w:rPr>
-      </w:pPr>
-      <w:r>
-        <w:rPr>
-          <w:sz w:val="24"/>
-          <w:szCs w:val="24"/>
-          <w:rtl/>
-        </w:rPr>
-        <w:t xml:space="preserve">3 .יש להגיש קובץ  </w:t>
-      </w:r>
-      <w:r>
-        <w:rPr>
-          <w:sz w:val="24"/>
-          <w:szCs w:val="24"/>
-        </w:rPr>
-        <w:t>WORD</w:t>
-      </w:r>
-      <w:r>
-        <w:rPr>
-          <w:sz w:val="24"/>
-          <w:szCs w:val="24"/>
-          <w:rtl/>
-        </w:rPr>
-        <w:t xml:space="preserve">, הכולל את התשובות לשאלות במסמך זה. המסמך יישמר בתיקיית </w:t>
-      </w:r>
-      <w:proofErr w:type="spellStart"/>
-      <w:r>
-        <w:rPr>
-          <w:sz w:val="24"/>
-          <w:szCs w:val="24"/>
-          <w:rtl/>
-        </w:rPr>
-        <w:t>הגיט</w:t>
-      </w:r>
-      <w:proofErr w:type="spellEnd"/>
-      <w:r>
-        <w:rPr>
-          <w:sz w:val="24"/>
-          <w:szCs w:val="24"/>
-          <w:rtl/>
-        </w:rPr>
-        <w:t xml:space="preserve"> של הצוות. כמו כן יש להגישו במטלת </w:t>
-      </w:r>
-      <w:proofErr w:type="spellStart"/>
-      <w:r>
-        <w:rPr>
-          <w:sz w:val="24"/>
-          <w:szCs w:val="24"/>
-          <w:rtl/>
-        </w:rPr>
-        <w:t>המוודל</w:t>
-      </w:r>
-      <w:proofErr w:type="spellEnd"/>
-      <w:r>
-        <w:rPr>
-          <w:sz w:val="24"/>
-          <w:szCs w:val="24"/>
-          <w:rtl/>
-        </w:rPr>
-        <w:t>.</w:t>
-      </w:r>
-    </w:p>
-    <w:p>
-      <w:pPr>
-        <w:bidi/>
-        <w:spacing w:after="160" w:line="360" w:lineRule="auto"/>
-        <w:ind w:left="-58" w:right="357"/>
-        <w:jc w:val="both"/>
-        <w:rPr>
-          <w:sz w:val="24"/>
-          <w:szCs w:val="24"/>
-        </w:rPr>
-      </w:pPr>
-      <w:r>
-        <w:rPr>
-          <w:sz w:val="24"/>
-          <w:szCs w:val="24"/>
-          <w:rtl/>
-        </w:rPr>
-        <w:t xml:space="preserve">את הקוד יש לשמור בתיקיית </w:t>
-      </w:r>
-      <w:proofErr w:type="spellStart"/>
-      <w:r>
-        <w:rPr>
-          <w:sz w:val="24"/>
-          <w:szCs w:val="24"/>
-          <w:rtl/>
-        </w:rPr>
-        <w:t>הגיט</w:t>
-      </w:r>
-      <w:proofErr w:type="spellEnd"/>
-      <w:r>
-        <w:rPr>
-          <w:sz w:val="24"/>
-          <w:szCs w:val="24"/>
-          <w:rtl/>
-        </w:rPr>
-        <w:t xml:space="preserve"> בלבד (אין צורך להגיש את הקוד </w:t>
-      </w:r>
-      <w:proofErr w:type="spellStart"/>
-      <w:r>
-        <w:rPr>
-          <w:sz w:val="24"/>
-          <w:szCs w:val="24"/>
-          <w:rtl/>
-        </w:rPr>
-        <w:t>במוודל</w:t>
-      </w:r>
-      <w:proofErr w:type="spellEnd"/>
-      <w:r>
-        <w:rPr>
-          <w:sz w:val="24"/>
-          <w:szCs w:val="24"/>
-          <w:rtl/>
-        </w:rPr>
-        <w:t>).</w:t>
-      </w:r>
-    </w:p>
-    <w:p>
-      <w:pPr>
-        <w:bidi/>
-        <w:spacing w:after="160" w:line="360" w:lineRule="auto"/>
-        <w:ind w:left="-58" w:right="357"/>
-        <w:jc w:val="both"/>
-        <w:rPr>
-          <w:sz w:val="24"/>
-          <w:szCs w:val="24"/>
-        </w:rPr>
-      </w:pPr>
-      <w:r>
-        <w:rPr>
-          <w:sz w:val="24"/>
-          <w:szCs w:val="24"/>
-          <w:rtl/>
-        </w:rPr>
-        <w:t>4.ניתן להפנות שאלות במייל לצוות הקורס, נא לשלוח שאלות לכלל הצוות . נא לציין את שם הקורס.</w:t>
-      </w:r>
     </w:p>
     <w:sectPr>
       <w:headerReference w:type="default" r:id="rId12"/>

--- a/תרגיל בית 1 חורף תשפו WEB (2).docx
+++ b/תרגיל בית 1 חורף תשפו WEB (2).docx
@@ -1697,6 +1697,243 @@
     </w:p>
     <w:p>
       <w:pPr>
+        <w:jc w:val="right"/>
+        <w:rPr>
+          <w:sz w:val="24"/>
+          <w:szCs w:val="24"/>
+          <w:lang w:val="en-US"/>
+        </w:rPr>
+      </w:pPr>
+      <w:r>
+        <w:rPr>
+          <w:sz w:val="24"/>
+          <w:szCs w:val="24"/>
+          <w:rtl/>
+          <w:lang w:val="en-GB"/>
+        </w:rPr>
+        <w:t>הנחיות הגשה:</w:t>
+      </w:r>
+    </w:p>
+    <w:p>
+      <w:pPr>
+        <w:jc w:val="right"/>
+        <w:rPr>
+          <w:sz w:val="24"/>
+          <w:szCs w:val="24"/>
+          <w:rtl/>
+          <w:lang w:val="en-GB"/>
+        </w:rPr>
+      </w:pPr>
+      <w:r>
+        <w:rPr>
+          <w:sz w:val="24"/>
+          <w:szCs w:val="24"/>
+          <w:rtl/>
+          <w:lang w:val="en-GB"/>
+        </w:rPr>
+        <w:t>1.באחריותכם לוודא שהגשתם את כל התוצרים כנדרש ושהם הגיעו ליעדם.</w:t>
+      </w:r>
+    </w:p>
+    <w:p>
+      <w:pPr>
+        <w:jc w:val="right"/>
+        <w:rPr>
+          <w:sz w:val="24"/>
+          <w:szCs w:val="24"/>
+          <w:rtl/>
+          <w:lang w:val="en-GB"/>
+        </w:rPr>
+      </w:pPr>
+      <w:r>
+        <w:rPr>
+          <w:sz w:val="24"/>
+          <w:szCs w:val="24"/>
+          <w:rtl/>
+          <w:lang w:val="en-GB"/>
+        </w:rPr>
+        <w:t> לא תתאפשר בדיקה מחודשת של העבודה עקב טעויות בעת ההגשה!</w:t>
+      </w:r>
+    </w:p>
+    <w:p>
+      <w:pPr>
+        <w:jc w:val="right"/>
+        <w:rPr>
+          <w:sz w:val="24"/>
+          <w:szCs w:val="24"/>
+          <w:rtl/>
+          <w:lang w:val="en-GB"/>
+        </w:rPr>
+      </w:pPr>
+      <w:r>
+        <w:rPr>
+          <w:sz w:val="24"/>
+          <w:szCs w:val="24"/>
+          <w:rtl/>
+          <w:lang w:val="en-GB"/>
+        </w:rPr>
+        <w:t>2 .יש להגיש את התרגיל בצוותים שהוגדרו בקורס.</w:t>
+      </w:r>
+    </w:p>
+    <w:p>
+      <w:pPr>
+        <w:jc w:val="right"/>
+        <w:rPr>
+          <w:sz w:val="24"/>
+          <w:szCs w:val="24"/>
+          <w:rtl/>
+          <w:lang w:val="en-GB"/>
+        </w:rPr>
+      </w:pPr>
+      <w:r>
+        <w:rPr>
+          <w:sz w:val="24"/>
+          <w:szCs w:val="24"/>
+          <w:rtl/>
+          <w:lang w:val="en-GB"/>
+        </w:rPr>
+        <w:t xml:space="preserve">3 .יש להגיש קובץ  </w:t>
+      </w:r>
+      <w:r>
+        <w:rPr>
+          <w:sz w:val="24"/>
+          <w:szCs w:val="24"/>
+          <w:lang w:val="en-US"/>
+        </w:rPr>
+        <w:t>WORD</w:t>
+      </w:r>
+      <w:r>
+        <w:rPr>
+          <w:sz w:val="24"/>
+          <w:szCs w:val="24"/>
+          <w:rtl/>
+          <w:lang w:val="en-GB"/>
+        </w:rPr>
+        <w:t xml:space="preserve">, הכולל את התשובות לשאלות במסמך זה. המסמך יישמר בתיקיית </w:t>
+      </w:r>
+      <w:proofErr w:type="spellStart"/>
+      <w:r>
+        <w:rPr>
+          <w:sz w:val="24"/>
+          <w:szCs w:val="24"/>
+          <w:rtl/>
+          <w:lang w:val="en-GB"/>
+        </w:rPr>
+        <w:t>הגיט</w:t>
+      </w:r>
+      <w:proofErr w:type="spellEnd"/>
+      <w:r>
+        <w:rPr>
+          <w:sz w:val="24"/>
+          <w:szCs w:val="24"/>
+          <w:rtl/>
+          <w:lang w:val="en-GB"/>
+        </w:rPr>
+        <w:t xml:space="preserve"> של הצוות. כמו כן יש להגישו במטלת </w:t>
+      </w:r>
+      <w:proofErr w:type="spellStart"/>
+      <w:r>
+        <w:rPr>
+          <w:sz w:val="24"/>
+          <w:szCs w:val="24"/>
+          <w:rtl/>
+          <w:lang w:val="en-GB"/>
+        </w:rPr>
+        <w:t>המוודל</w:t>
+      </w:r>
+      <w:proofErr w:type="spellEnd"/>
+      <w:r>
+        <w:rPr>
+          <w:sz w:val="24"/>
+          <w:szCs w:val="24"/>
+          <w:rtl/>
+          <w:lang w:val="en-GB"/>
+        </w:rPr>
+        <w:t>.</w:t>
+      </w:r>
+    </w:p>
+    <w:p>
+      <w:pPr>
+        <w:jc w:val="right"/>
+        <w:rPr>
+          <w:sz w:val="24"/>
+          <w:szCs w:val="24"/>
+          <w:rtl/>
+          <w:lang w:val="en-GB"/>
+        </w:rPr>
+      </w:pPr>
+      <w:r>
+        <w:rPr>
+          <w:sz w:val="24"/>
+          <w:szCs w:val="24"/>
+          <w:rtl/>
+          <w:lang w:val="en-GB"/>
+        </w:rPr>
+        <w:t xml:space="preserve">את הקוד יש לשמור בתיקיית </w:t>
+      </w:r>
+      <w:proofErr w:type="spellStart"/>
+      <w:r>
+        <w:rPr>
+          <w:sz w:val="24"/>
+          <w:szCs w:val="24"/>
+          <w:rtl/>
+          <w:lang w:val="en-GB"/>
+        </w:rPr>
+        <w:t>הגיט</w:t>
+      </w:r>
+      <w:proofErr w:type="spellEnd"/>
+      <w:r>
+        <w:rPr>
+          <w:sz w:val="24"/>
+          <w:szCs w:val="24"/>
+          <w:rtl/>
+          <w:lang w:val="en-GB"/>
+        </w:rPr>
+        <w:t xml:space="preserve"> בלבד (אין צורך להגיש את הקוד </w:t>
+      </w:r>
+      <w:proofErr w:type="spellStart"/>
+      <w:r>
+        <w:rPr>
+          <w:sz w:val="24"/>
+          <w:szCs w:val="24"/>
+          <w:rtl/>
+          <w:lang w:val="en-GB"/>
+        </w:rPr>
+        <w:t>במוודל</w:t>
+      </w:r>
+      <w:proofErr w:type="spellEnd"/>
+      <w:r>
+        <w:rPr>
+          <w:sz w:val="24"/>
+          <w:szCs w:val="24"/>
+          <w:rtl/>
+          <w:lang w:val="en-GB"/>
+        </w:rPr>
+        <w:t>).</w:t>
+      </w:r>
+    </w:p>
+    <w:p>
+      <w:pPr>
+        <w:jc w:val="right"/>
+        <w:rPr>
+          <w:sz w:val="24"/>
+          <w:szCs w:val="24"/>
+          <w:rtl/>
+          <w:lang w:val="en-GB"/>
+        </w:rPr>
+      </w:pPr>
+      <w:r>
+        <w:rPr>
+          <w:sz w:val="24"/>
+          <w:szCs w:val="24"/>
+          <w:rtl/>
+          <w:lang w:val="en-GB"/>
+        </w:rPr>
+        <w:t>4.ניתן להפנות שאלות במייל לצוות הקורס, נא לשלוח שאלות לכלל הצוות . נא לציין את שם הקורס.</w:t>
+      </w:r>
+    </w:p>
+    <w:p>
+      <w:pPr>
+        <w:jc w:val="right"/>
         <w:rPr>
           <w:sz w:val="24"/>
           <w:szCs w:val="24"/>
@@ -2649,7 +2886,6 @@
   <w:style w:type="character" w:default="1" w:styleId="a0">
     <w:name w:val="Default Paragraph Font"/>
     <w:uiPriority w:val="1"/>
-    <w:semiHidden/>
     <w:unhideWhenUsed/>
   </w:style>
   <w:style w:type="table" w:default="1" w:styleId="a1">

--- a/תרגיל בית 1 חורף תשפו WEB (2).docx
+++ b/תרגיל בית 1 חורף תשפו WEB (2).docx
@@ -1697,6 +1697,7 @@
     </w:p>
     <w:p>
       <w:pPr>
+        <w:spacing w:line="600" w:lineRule="auto"/>
         <w:jc w:val="right"/>
         <w:rPr>
           <w:sz w:val="24"/>
@@ -1709,87 +1710,91 @@
           <w:sz w:val="24"/>
           <w:szCs w:val="24"/>
           <w:rtl/>
-          <w:lang w:val="en-GB"/>
+          <w:lang w:val="en-US"/>
         </w:rPr>
         <w:t>הנחיות הגשה:</w:t>
       </w:r>
     </w:p>
     <w:p>
       <w:pPr>
-        <w:jc w:val="right"/>
-        <w:rPr>
-          <w:sz w:val="24"/>
-          <w:szCs w:val="24"/>
-          <w:rtl/>
-          <w:lang w:val="en-GB"/>
-        </w:rPr>
-      </w:pPr>
-      <w:r>
-        <w:rPr>
-          <w:sz w:val="24"/>
-          <w:szCs w:val="24"/>
-          <w:rtl/>
-          <w:lang w:val="en-GB"/>
+        <w:bidi/>
+        <w:spacing w:line="600" w:lineRule="auto"/>
+        <w:rPr>
+          <w:sz w:val="24"/>
+          <w:szCs w:val="24"/>
+          <w:rtl/>
+          <w:lang w:val="en-US"/>
+        </w:rPr>
+      </w:pPr>
+      <w:r>
+        <w:rPr>
+          <w:sz w:val="24"/>
+          <w:szCs w:val="24"/>
+          <w:rtl/>
+          <w:lang w:val="en-US"/>
         </w:rPr>
         <w:t>1.באחריותכם לוודא שהגשתם את כל התוצרים כנדרש ושהם הגיעו ליעדם.</w:t>
       </w:r>
     </w:p>
     <w:p>
       <w:pPr>
-        <w:jc w:val="right"/>
-        <w:rPr>
-          <w:sz w:val="24"/>
-          <w:szCs w:val="24"/>
-          <w:rtl/>
-          <w:lang w:val="en-GB"/>
-        </w:rPr>
-      </w:pPr>
-      <w:r>
-        <w:rPr>
-          <w:sz w:val="24"/>
-          <w:szCs w:val="24"/>
-          <w:rtl/>
-          <w:lang w:val="en-GB"/>
+        <w:bidi/>
+        <w:spacing w:line="600" w:lineRule="auto"/>
+        <w:rPr>
+          <w:sz w:val="24"/>
+          <w:szCs w:val="24"/>
+          <w:rtl/>
+          <w:lang w:val="en-US"/>
+        </w:rPr>
+      </w:pPr>
+      <w:r>
+        <w:rPr>
+          <w:sz w:val="24"/>
+          <w:szCs w:val="24"/>
+          <w:rtl/>
+          <w:lang w:val="en-US"/>
         </w:rPr>
         <w:t> לא תתאפשר בדיקה מחודשת של העבודה עקב טעויות בעת ההגשה!</w:t>
       </w:r>
     </w:p>
     <w:p>
       <w:pPr>
-        <w:jc w:val="right"/>
-        <w:rPr>
-          <w:sz w:val="24"/>
-          <w:szCs w:val="24"/>
-          <w:rtl/>
-          <w:lang w:val="en-GB"/>
-        </w:rPr>
-      </w:pPr>
-      <w:r>
-        <w:rPr>
-          <w:sz w:val="24"/>
-          <w:szCs w:val="24"/>
-          <w:rtl/>
-          <w:lang w:val="en-GB"/>
+        <w:bidi/>
+        <w:spacing w:line="600" w:lineRule="auto"/>
+        <w:rPr>
+          <w:sz w:val="24"/>
+          <w:szCs w:val="24"/>
+          <w:rtl/>
+          <w:lang w:val="en-US"/>
+        </w:rPr>
+      </w:pPr>
+      <w:r>
+        <w:rPr>
+          <w:sz w:val="24"/>
+          <w:szCs w:val="24"/>
+          <w:rtl/>
+          <w:lang w:val="en-US"/>
         </w:rPr>
         <w:t>2 .יש להגיש את התרגיל בצוותים שהוגדרו בקורס.</w:t>
       </w:r>
     </w:p>
     <w:p>
       <w:pPr>
-        <w:jc w:val="right"/>
-        <w:rPr>
-          <w:sz w:val="24"/>
-          <w:szCs w:val="24"/>
-          <w:rtl/>
-          <w:lang w:val="en-GB"/>
-        </w:rPr>
-      </w:pPr>
-      <w:r>
-        <w:rPr>
-          <w:sz w:val="24"/>
-          <w:szCs w:val="24"/>
-          <w:rtl/>
-          <w:lang w:val="en-GB"/>
+        <w:bidi/>
+        <w:spacing w:line="600" w:lineRule="auto"/>
+        <w:rPr>
+          <w:sz w:val="24"/>
+          <w:szCs w:val="24"/>
+          <w:rtl/>
+          <w:lang w:val="en-US"/>
+        </w:rPr>
+      </w:pPr>
+      <w:r>
+        <w:rPr>
+          <w:sz w:val="24"/>
+          <w:szCs w:val="24"/>
+          <w:rtl/>
+          <w:lang w:val="en-US"/>
         </w:rPr>
         <w:t xml:space="preserve">3 .יש להגיש קובץ  </w:t>
       </w:r>
@@ -1806,7 +1811,7 @@
           <w:sz w:val="24"/>
           <w:szCs w:val="24"/>
           <w:rtl/>
-          <w:lang w:val="en-GB"/>
+          <w:lang w:val="en-US"/>
         </w:rPr>
         <w:t xml:space="preserve">, הכולל את התשובות לשאלות במסמך זה. המסמך יישמר בתיקיית </w:t>
       </w:r>
@@ -1816,7 +1821,7 @@
           <w:sz w:val="24"/>
           <w:szCs w:val="24"/>
           <w:rtl/>
-          <w:lang w:val="en-GB"/>
+          <w:lang w:val="en-US"/>
         </w:rPr>
         <w:t>הגיט</w:t>
       </w:r>
@@ -1826,7 +1831,7 @@
           <w:sz w:val="24"/>
           <w:szCs w:val="24"/>
           <w:rtl/>
-          <w:lang w:val="en-GB"/>
+          <w:lang w:val="en-US"/>
         </w:rPr>
         <w:t xml:space="preserve"> של הצוות. כמו כן יש להגישו במטלת </w:t>
       </w:r>
@@ -1836,7 +1841,7 @@
           <w:sz w:val="24"/>
           <w:szCs w:val="24"/>
           <w:rtl/>
-          <w:lang w:val="en-GB"/>
+          <w:lang w:val="en-US"/>
         </w:rPr>
         <w:t>המוודל</w:t>
       </w:r>
@@ -1846,27 +1851,28 @@
           <w:sz w:val="24"/>
           <w:szCs w:val="24"/>
           <w:rtl/>
-          <w:lang w:val="en-GB"/>
+          <w:lang w:val="en-US"/>
         </w:rPr>
         <w:t>.</w:t>
       </w:r>
     </w:p>
     <w:p>
       <w:pPr>
-        <w:jc w:val="right"/>
-        <w:rPr>
-          <w:sz w:val="24"/>
-          <w:szCs w:val="24"/>
-          <w:rtl/>
-          <w:lang w:val="en-GB"/>
-        </w:rPr>
-      </w:pPr>
-      <w:r>
-        <w:rPr>
-          <w:sz w:val="24"/>
-          <w:szCs w:val="24"/>
-          <w:rtl/>
-          <w:lang w:val="en-GB"/>
+        <w:bidi/>
+        <w:spacing w:line="600" w:lineRule="auto"/>
+        <w:rPr>
+          <w:sz w:val="24"/>
+          <w:szCs w:val="24"/>
+          <w:rtl/>
+          <w:lang w:val="en-US"/>
+        </w:rPr>
+      </w:pPr>
+      <w:r>
+        <w:rPr>
+          <w:sz w:val="24"/>
+          <w:szCs w:val="24"/>
+          <w:rtl/>
+          <w:lang w:val="en-US"/>
         </w:rPr>
         <w:t xml:space="preserve">את הקוד יש לשמור בתיקיית </w:t>
       </w:r>
@@ -1876,7 +1882,7 @@
           <w:sz w:val="24"/>
           <w:szCs w:val="24"/>
           <w:rtl/>
-          <w:lang w:val="en-GB"/>
+          <w:lang w:val="en-US"/>
         </w:rPr>
         <w:t>הגיט</w:t>
       </w:r>
@@ -1886,7 +1892,7 @@
           <w:sz w:val="24"/>
           <w:szCs w:val="24"/>
           <w:rtl/>
-          <w:lang w:val="en-GB"/>
+          <w:lang w:val="en-US"/>
         </w:rPr>
         <w:t xml:space="preserve"> בלבד (אין צורך להגיש את הקוד </w:t>
       </w:r>
@@ -1896,7 +1902,7 @@
           <w:sz w:val="24"/>
           <w:szCs w:val="24"/>
           <w:rtl/>
-          <w:lang w:val="en-GB"/>
+          <w:lang w:val="en-US"/>
         </w:rPr>
         <w:t>במוודל</w:t>
       </w:r>
@@ -1906,38 +1912,40 @@
           <w:sz w:val="24"/>
           <w:szCs w:val="24"/>
           <w:rtl/>
-          <w:lang w:val="en-GB"/>
+          <w:lang w:val="en-US"/>
         </w:rPr>
         <w:t>).</w:t>
       </w:r>
     </w:p>
     <w:p>
       <w:pPr>
-        <w:jc w:val="right"/>
-        <w:rPr>
-          <w:sz w:val="24"/>
-          <w:szCs w:val="24"/>
-          <w:rtl/>
-          <w:lang w:val="en-GB"/>
-        </w:rPr>
-      </w:pPr>
-      <w:r>
-        <w:rPr>
-          <w:sz w:val="24"/>
-          <w:szCs w:val="24"/>
-          <w:rtl/>
-          <w:lang w:val="en-GB"/>
+        <w:bidi/>
+        <w:spacing w:line="600" w:lineRule="auto"/>
+        <w:rPr>
+          <w:sz w:val="24"/>
+          <w:szCs w:val="24"/>
+          <w:rtl/>
+          <w:lang w:val="en-US"/>
+        </w:rPr>
+      </w:pPr>
+      <w:r>
+        <w:rPr>
+          <w:sz w:val="24"/>
+          <w:szCs w:val="24"/>
+          <w:rtl/>
+          <w:lang w:val="en-US"/>
         </w:rPr>
         <w:t>4.ניתן להפנות שאלות במייל לצוות הקורס, נא לשלוח שאלות לכלל הצוות . נא לציין את שם הקורס.</w:t>
       </w:r>
     </w:p>
     <w:p>
       <w:pPr>
-        <w:jc w:val="right"/>
-        <w:rPr>
-          <w:sz w:val="24"/>
-          <w:szCs w:val="24"/>
-          <w:lang w:val="en-GB"/>
+        <w:bidi/>
+        <w:spacing w:line="600" w:lineRule="auto"/>
+        <w:rPr>
+          <w:sz w:val="24"/>
+          <w:szCs w:val="24"/>
+          <w:lang w:val="en-US"/>
         </w:rPr>
       </w:pPr>
     </w:p>
@@ -2098,7 +2106,20 @@
         <w:rtl/>
       </w:rPr>
       <w:tab/>
-      <w:t xml:space="preserve">                                        המחלקה להנדסת תוכנה ומערכות מידע</w:t>
+    </w:r>
+    <w:r>
+      <w:rPr>
+        <w:color w:val="000000"/>
+        <w:rtl/>
+      </w:rPr>
+      <w:t xml:space="preserve">                                        </w:t>
+    </w:r>
+    <w:r>
+      <w:rPr>
+        <w:color w:val="000000"/>
+        <w:rtl/>
+      </w:rPr>
+      <w:t>המחלקה להנדסת תוכנה ומערכות מידע</w:t>
     </w:r>
   </w:p>
   <w:p>
@@ -3287,6 +3308,16 @@
       </w:tblCellMar>
     </w:tblPr>
   </w:style>
+  <w:style w:type="character" w:styleId="afa">
+    <w:name w:val="Placeholder Text"/>
+    <w:basedOn w:val="a0"/>
+    <w:uiPriority w:val="99"/>
+    <w:semiHidden/>
+    <w:rsid w:val="009F4908"/>
+    <w:rPr>
+      <w:color w:val="666666"/>
+    </w:rPr>
+  </w:style>
 </w:styles>
 </file>
 
